--- a/Code Design and Data Structures/optimisations/optimsisation.docx
+++ b/Code Design and Data Structures/optimisations/optimsisation.docx
@@ -226,7 +226,19 @@
           <w:rPr>
             <w:rStyle w:val="Hyperlink"/>
           </w:rPr>
-          <w:t>https://www.youtube.com/watch?v=Ha0n9XMIOhI</w:t>
+          <w:t>https://www.youtube.com/wat</w:t>
+        </w:r>
+        <w:r>
+          <w:rPr>
+            <w:rStyle w:val="Hyperlink"/>
+          </w:rPr>
+          <w:t>c</w:t>
+        </w:r>
+        <w:r>
+          <w:rPr>
+            <w:rStyle w:val="Hyperlink"/>
+          </w:rPr>
+          <w:t>h?v=Ha0n9XMIOhI</w:t>
         </w:r>
       </w:hyperlink>
     </w:p>
@@ -266,19 +278,89 @@
       </w:r>
       <w:proofErr w:type="gramEnd"/>
       <w:r>
-        <w:t xml:space="preserve"> boundary that includes the whole screen before creating four smaller boundaries that are a child of the first quadtree. This should divide the screen into 4 equal quad regions with their own boundaries.  Each instance of the </w:t>
-      </w:r>
-      <w:r>
-        <w:t>quad</w:t>
-      </w:r>
-      <w:r>
-        <w:t xml:space="preserve">tree should only divide each time the number of critters exceeded an </w:t>
-      </w:r>
-      <w:r>
-        <w:t>regions</w:t>
-      </w:r>
-      <w:r>
-        <w:t xml:space="preserve"> threshold. </w:t>
+        <w:t xml:space="preserve"> boundary that includes the whole screen before creating four smaller boundaries that are a child of the first quadtree. This should divide the screen into 4 equal quad regions with their own boundaries.  Each instance of the quadtree should only divide each time the number of critters exceeded an regions threshold. </w:t>
+      </w:r>
+      <w:r>
+        <w:br/>
+      </w:r>
+    </w:p>
+    <w:p>
+      <w:pPr>
+        <w:pStyle w:val="Heading1"/>
+      </w:pPr>
+      <w:r>
+        <w:t>How I want quad trees to work.</w:t>
+      </w:r>
+    </w:p>
+    <w:p>
+      <w:r>
+        <w:t>First what dose the quad need to know and what values does it need?</w:t>
+      </w:r>
+    </w:p>
+    <w:p>
+      <w:pPr>
+        <w:pStyle w:val="ListParagraph"/>
+        <w:numPr>
+          <w:ilvl w:val="0"/>
+          <w:numId w:val="2"/>
+        </w:numPr>
+      </w:pPr>
+      <w:r>
+        <w:t>- values</w:t>
+      </w:r>
+    </w:p>
+    <w:p>
+      <w:pPr>
+        <w:pStyle w:val="ListParagraph"/>
+        <w:numPr>
+          <w:ilvl w:val="1"/>
+          <w:numId w:val="2"/>
+        </w:numPr>
+      </w:pPr>
+      <w:r>
+        <w:t>The size of the Area it’s tracking or it’s boundary</w:t>
+      </w:r>
+    </w:p>
+    <w:p>
+      <w:pPr>
+        <w:pStyle w:val="ListParagraph"/>
+        <w:numPr>
+          <w:ilvl w:val="1"/>
+          <w:numId w:val="2"/>
+        </w:numPr>
+      </w:pPr>
+      <w:r>
+        <w:t xml:space="preserve">It’s position of where the </w:t>
+      </w:r>
+      <w:r>
+        <w:t>boundary</w:t>
+      </w:r>
+    </w:p>
+    <w:p>
+      <w:pPr>
+        <w:pStyle w:val="ListParagraph"/>
+        <w:numPr>
+          <w:ilvl w:val="1"/>
+          <w:numId w:val="2"/>
+        </w:numPr>
+      </w:pPr>
+      <w:r>
+        <w:t>How many critters are inside it’s boundary</w:t>
+      </w:r>
+    </w:p>
+    <w:p>
+      <w:pPr>
+        <w:pStyle w:val="ListParagraph"/>
+        <w:numPr>
+          <w:ilvl w:val="1"/>
+          <w:numId w:val="2"/>
+        </w:numPr>
+      </w:pPr>
+      <w:r>
+        <w:t xml:space="preserve">It’s child </w:t>
+      </w:r>
+      <w:r>
+        <w:t>quad trees</w:t>
       </w:r>
     </w:p>
     <w:p>
@@ -410,8 +492,124 @@
       </w:rPr>
     </w:lvl>
   </w:abstractNum>
+  <w:abstractNum w:abstractNumId="1" w15:restartNumberingAfterBreak="0">
+    <w:nsid w:val="3CC47A97"/>
+    <w:multiLevelType w:val="hybridMultilevel"/>
+    <w:tmpl w:val="981CE7BA"/>
+    <w:lvl w:ilvl="0" w:tplc="0C090001">
+      <w:start w:val="1"/>
+      <w:numFmt w:val="bullet"/>
+      <w:lvlText w:val=""/>
+      <w:lvlJc w:val="left"/>
+      <w:pPr>
+        <w:ind w:left="720" w:hanging="360"/>
+      </w:pPr>
+      <w:rPr>
+        <w:rFonts w:ascii="Symbol" w:hAnsi="Symbol" w:hint="default"/>
+      </w:rPr>
+    </w:lvl>
+    <w:lvl w:ilvl="1" w:tplc="0C090003">
+      <w:start w:val="1"/>
+      <w:numFmt w:val="bullet"/>
+      <w:lvlText w:val="o"/>
+      <w:lvlJc w:val="left"/>
+      <w:pPr>
+        <w:ind w:left="1440" w:hanging="360"/>
+      </w:pPr>
+      <w:rPr>
+        <w:rFonts w:ascii="Courier New" w:hAnsi="Courier New" w:cs="Courier New" w:hint="default"/>
+      </w:rPr>
+    </w:lvl>
+    <w:lvl w:ilvl="2" w:tplc="0C090005" w:tentative="1">
+      <w:start w:val="1"/>
+      <w:numFmt w:val="bullet"/>
+      <w:lvlText w:val=""/>
+      <w:lvlJc w:val="left"/>
+      <w:pPr>
+        <w:ind w:left="2160" w:hanging="360"/>
+      </w:pPr>
+      <w:rPr>
+        <w:rFonts w:ascii="Wingdings" w:hAnsi="Wingdings" w:hint="default"/>
+      </w:rPr>
+    </w:lvl>
+    <w:lvl w:ilvl="3" w:tplc="0C090001" w:tentative="1">
+      <w:start w:val="1"/>
+      <w:numFmt w:val="bullet"/>
+      <w:lvlText w:val=""/>
+      <w:lvlJc w:val="left"/>
+      <w:pPr>
+        <w:ind w:left="2880" w:hanging="360"/>
+      </w:pPr>
+      <w:rPr>
+        <w:rFonts w:ascii="Symbol" w:hAnsi="Symbol" w:hint="default"/>
+      </w:rPr>
+    </w:lvl>
+    <w:lvl w:ilvl="4" w:tplc="0C090003" w:tentative="1">
+      <w:start w:val="1"/>
+      <w:numFmt w:val="bullet"/>
+      <w:lvlText w:val="o"/>
+      <w:lvlJc w:val="left"/>
+      <w:pPr>
+        <w:ind w:left="3600" w:hanging="360"/>
+      </w:pPr>
+      <w:rPr>
+        <w:rFonts w:ascii="Courier New" w:hAnsi="Courier New" w:cs="Courier New" w:hint="default"/>
+      </w:rPr>
+    </w:lvl>
+    <w:lvl w:ilvl="5" w:tplc="0C090005" w:tentative="1">
+      <w:start w:val="1"/>
+      <w:numFmt w:val="bullet"/>
+      <w:lvlText w:val=""/>
+      <w:lvlJc w:val="left"/>
+      <w:pPr>
+        <w:ind w:left="4320" w:hanging="360"/>
+      </w:pPr>
+      <w:rPr>
+        <w:rFonts w:ascii="Wingdings" w:hAnsi="Wingdings" w:hint="default"/>
+      </w:rPr>
+    </w:lvl>
+    <w:lvl w:ilvl="6" w:tplc="0C090001" w:tentative="1">
+      <w:start w:val="1"/>
+      <w:numFmt w:val="bullet"/>
+      <w:lvlText w:val=""/>
+      <w:lvlJc w:val="left"/>
+      <w:pPr>
+        <w:ind w:left="5040" w:hanging="360"/>
+      </w:pPr>
+      <w:rPr>
+        <w:rFonts w:ascii="Symbol" w:hAnsi="Symbol" w:hint="default"/>
+      </w:rPr>
+    </w:lvl>
+    <w:lvl w:ilvl="7" w:tplc="0C090003" w:tentative="1">
+      <w:start w:val="1"/>
+      <w:numFmt w:val="bullet"/>
+      <w:lvlText w:val="o"/>
+      <w:lvlJc w:val="left"/>
+      <w:pPr>
+        <w:ind w:left="5760" w:hanging="360"/>
+      </w:pPr>
+      <w:rPr>
+        <w:rFonts w:ascii="Courier New" w:hAnsi="Courier New" w:cs="Courier New" w:hint="default"/>
+      </w:rPr>
+    </w:lvl>
+    <w:lvl w:ilvl="8" w:tplc="0C090005" w:tentative="1">
+      <w:start w:val="1"/>
+      <w:numFmt w:val="bullet"/>
+      <w:lvlText w:val=""/>
+      <w:lvlJc w:val="left"/>
+      <w:pPr>
+        <w:ind w:left="6480" w:hanging="360"/>
+      </w:pPr>
+      <w:rPr>
+        <w:rFonts w:ascii="Wingdings" w:hAnsi="Wingdings" w:hint="default"/>
+      </w:rPr>
+    </w:lvl>
+  </w:abstractNum>
   <w:num w:numId="1" w16cid:durableId="2036029670">
     <w:abstractNumId w:val="0"/>
+  </w:num>
+  <w:num w:numId="2" w16cid:durableId="822044163">
+    <w:abstractNumId w:val="1"/>
   </w:num>
 </w:numbering>
 </file>
